--- a/Knowledge/3-Work knowledge/1-Software Engineering/2-General Technologies/9-Databases/5-My Source/1-Intro to Databases/3-Database Management System components/2-Database Engine.docx
+++ b/Knowledge/3-Work knowledge/1-Software Engineering/2-General Technologies/9-Databases/5-My Source/1-Intro to Databases/3-Database Management System components/2-Database Engine.docx
@@ -31,6 +31,7 @@
       </w:pPr>
       <w:r>
         <w:rPr>
+          <w:rFonts w:ascii="Arial" w:hAnsi="Arial" w:eastAsia="Arial"/>
           <w:b/>
           <w:color w:val="000000"/>
           <w:sz w:val="18"/>
@@ -40,6 +41,7 @@
       </w:r>
       <w:r>
         <w:rPr>
+          <w:rFonts w:ascii="Arial" w:hAnsi="Arial" w:eastAsia="Arial"/>
           <w:color w:val="000000"/>
           <w:sz w:val="18"/>
           <w:highlight w:val="lightGray"/>
@@ -48,6 +50,7 @@
       </w:r>
       <w:r>
         <w:rPr>
+          <w:rFonts w:ascii="Arial" w:hAnsi="Arial" w:eastAsia="Arial"/>
           <w:b/>
           <w:color w:val="000000"/>
           <w:sz w:val="18"/>
@@ -57,6 +60,7 @@
       </w:r>
       <w:r>
         <w:rPr>
+          <w:rFonts w:ascii="Arial" w:hAnsi="Arial" w:eastAsia="Arial"/>
           <w:color w:val="000000"/>
           <w:sz w:val="18"/>
           <w:highlight w:val="lightGray"/>
@@ -65,6 +69,7 @@
       </w:r>
       <w:r>
         <w:rPr>
+          <w:rFonts w:ascii="Arial" w:hAnsi="Arial" w:eastAsia="Arial"/>
           <w:b/>
           <w:color w:val="000000"/>
           <w:sz w:val="18"/>
@@ -74,6 +79,7 @@
       </w:r>
       <w:r>
         <w:rPr>
+          <w:rFonts w:ascii="Arial" w:hAnsi="Arial" w:eastAsia="Arial"/>
           <w:color w:val="000000"/>
           <w:sz w:val="18"/>
           <w:highlight w:val="lightGray"/>
@@ -206,6 +212,7 @@
       </w:pPr>
       <w:r>
         <w:rPr>
+          <w:rFonts w:ascii="Arial" w:hAnsi="Arial" w:eastAsia="Arial"/>
           <w:b/>
           <w:color w:val="000000"/>
           <w:sz w:val="18"/>
@@ -215,6 +222,7 @@
       </w:r>
       <w:r>
         <w:rPr>
+          <w:rFonts w:ascii="Arial" w:hAnsi="Arial" w:eastAsia="Arial"/>
           <w:color w:val="000000"/>
           <w:sz w:val="18"/>
           <w:highlight w:val="lightGray"/>
@@ -223,6 +231,7 @@
       </w:r>
       <w:r>
         <w:rPr>
+          <w:rFonts w:ascii="Arial" w:hAnsi="Arial" w:eastAsia="Arial"/>
           <w:b/>
           <w:color w:val="000000"/>
           <w:sz w:val="18"/>
@@ -232,6 +241,7 @@
       </w:r>
       <w:r>
         <w:rPr>
+          <w:rFonts w:ascii="Arial" w:hAnsi="Arial" w:eastAsia="Arial"/>
           <w:color w:val="000000"/>
           <w:sz w:val="18"/>
           <w:highlight w:val="lightGray"/>
@@ -240,6 +250,7 @@
       </w:r>
       <w:r>
         <w:rPr>
+          <w:rFonts w:ascii="Arial" w:hAnsi="Arial" w:eastAsia="Arial"/>
           <w:b/>
           <w:color w:val="000000"/>
           <w:sz w:val="18"/>
@@ -249,6 +260,7 @@
       </w:r>
       <w:r>
         <w:rPr>
+          <w:rFonts w:ascii="Arial" w:hAnsi="Arial" w:eastAsia="Arial"/>
           <w:color w:val="000000"/>
           <w:sz w:val="18"/>
           <w:highlight w:val="lightGray"/>
@@ -933,6 +945,7 @@
       </w:pPr>
       <w:r>
         <w:rPr>
+          <w:rFonts w:ascii="Arial" w:hAnsi="Arial" w:eastAsia="Arial"/>
           <w:b/>
           <w:color w:val="000000"/>
           <w:sz w:val="18"/>
@@ -942,6 +955,7 @@
       </w:r>
       <w:r>
         <w:rPr>
+          <w:rFonts w:ascii="Arial" w:hAnsi="Arial" w:eastAsia="Arial"/>
           <w:color w:val="000000"/>
           <w:sz w:val="18"/>
           <w:highlight w:val="lightGray"/>
@@ -950,6 +964,7 @@
       </w:r>
       <w:r>
         <w:rPr>
+          <w:rFonts w:ascii="Arial" w:hAnsi="Arial" w:eastAsia="Arial"/>
           <w:b/>
           <w:color w:val="000000"/>
           <w:sz w:val="18"/>
@@ -959,6 +974,7 @@
       </w:r>
       <w:r>
         <w:rPr>
+          <w:rFonts w:ascii="Arial" w:hAnsi="Arial" w:eastAsia="Arial"/>
           <w:color w:val="000000"/>
           <w:sz w:val="18"/>
           <w:highlight w:val="lightGray"/>
@@ -967,6 +983,7 @@
       </w:r>
       <w:r>
         <w:rPr>
+          <w:rFonts w:ascii="Arial" w:hAnsi="Arial" w:eastAsia="Arial"/>
           <w:b/>
           <w:color w:val="000000"/>
           <w:sz w:val="18"/>
@@ -976,6 +993,7 @@
       </w:r>
       <w:r>
         <w:rPr>
+          <w:rFonts w:ascii="Arial" w:hAnsi="Arial" w:eastAsia="Arial"/>
           <w:color w:val="000000"/>
           <w:sz w:val="18"/>
           <w:highlight w:val="lightGray"/>
@@ -1686,6 +1704,7 @@
       </w:pPr>
       <w:r>
         <w:rPr>
+          <w:rFonts w:ascii="Arial" w:hAnsi="Arial" w:eastAsia="Arial"/>
           <w:b/>
           <w:color w:val="000000"/>
           <w:sz w:val="18"/>
@@ -1695,6 +1714,7 @@
       </w:r>
       <w:r>
         <w:rPr>
+          <w:rFonts w:ascii="Arial" w:hAnsi="Arial" w:eastAsia="Arial"/>
           <w:color w:val="000000"/>
           <w:sz w:val="18"/>
           <w:highlight w:val="lightGray"/>
@@ -1703,6 +1723,7 @@
       </w:r>
       <w:r>
         <w:rPr>
+          <w:rFonts w:ascii="Arial" w:hAnsi="Arial" w:eastAsia="Arial"/>
           <w:b/>
           <w:color w:val="000000"/>
           <w:sz w:val="18"/>
@@ -1712,6 +1733,7 @@
       </w:r>
       <w:r>
         <w:rPr>
+          <w:rFonts w:ascii="Arial" w:hAnsi="Arial" w:eastAsia="Arial"/>
           <w:color w:val="000000"/>
           <w:sz w:val="18"/>
           <w:highlight w:val="lightGray"/>
@@ -1720,6 +1742,7 @@
       </w:r>
       <w:r>
         <w:rPr>
+          <w:rFonts w:ascii="Arial" w:hAnsi="Arial" w:eastAsia="Arial"/>
           <w:b/>
           <w:color w:val="000000"/>
           <w:sz w:val="18"/>
@@ -1729,6 +1752,7 @@
       </w:r>
       <w:r>
         <w:rPr>
+          <w:rFonts w:ascii="Arial" w:hAnsi="Arial" w:eastAsia="Arial"/>
           <w:color w:val="000000"/>
           <w:sz w:val="18"/>
           <w:highlight w:val="lightGray"/>
@@ -1830,6 +1854,7 @@
       </w:pPr>
       <w:r>
         <w:rPr>
+          <w:rFonts w:ascii="Arial" w:hAnsi="Arial" w:eastAsia="Arial"/>
           <w:b/>
           <w:color w:val="000000"/>
           <w:sz w:val="18"/>
@@ -1839,6 +1864,7 @@
       </w:r>
       <w:r>
         <w:rPr>
+          <w:rFonts w:ascii="Arial" w:hAnsi="Arial" w:eastAsia="Arial"/>
           <w:color w:val="000000"/>
           <w:sz w:val="18"/>
           <w:highlight w:val="lightGray"/>
@@ -1847,6 +1873,7 @@
       </w:r>
       <w:r>
         <w:rPr>
+          <w:rFonts w:ascii="Arial" w:hAnsi="Arial" w:eastAsia="Arial"/>
           <w:b/>
           <w:color w:val="000000"/>
           <w:sz w:val="18"/>
@@ -1856,6 +1883,7 @@
       </w:r>
       <w:r>
         <w:rPr>
+          <w:rFonts w:ascii="Arial" w:hAnsi="Arial" w:eastAsia="Arial"/>
           <w:color w:val="000000"/>
           <w:sz w:val="18"/>
           <w:highlight w:val="lightGray"/>
@@ -1864,6 +1892,7 @@
       </w:r>
       <w:r>
         <w:rPr>
+          <w:rFonts w:ascii="Arial" w:hAnsi="Arial" w:eastAsia="Arial"/>
           <w:b/>
           <w:color w:val="000000"/>
           <w:sz w:val="18"/>
@@ -1873,6 +1902,7 @@
       </w:r>
       <w:r>
         <w:rPr>
+          <w:rFonts w:ascii="Arial" w:hAnsi="Arial" w:eastAsia="Arial"/>
           <w:color w:val="000000"/>
           <w:sz w:val="18"/>
           <w:highlight w:val="lightGray"/>
@@ -2239,6 +2269,7 @@
       </w:pPr>
       <w:r>
         <w:rPr>
+          <w:rFonts w:ascii="Arial" w:hAnsi="Arial" w:eastAsia="Arial"/>
           <w:b/>
           <w:color w:val="000000"/>
           <w:sz w:val="18"/>
@@ -2248,6 +2279,7 @@
       </w:r>
       <w:r>
         <w:rPr>
+          <w:rFonts w:ascii="Arial" w:hAnsi="Arial" w:eastAsia="Arial"/>
           <w:color w:val="000000"/>
           <w:sz w:val="18"/>
           <w:highlight w:val="lightGray"/>
@@ -2256,6 +2288,7 @@
       </w:r>
       <w:r>
         <w:rPr>
+          <w:rFonts w:ascii="Arial" w:hAnsi="Arial" w:eastAsia="Arial"/>
           <w:b/>
           <w:color w:val="000000"/>
           <w:sz w:val="18"/>
@@ -2265,6 +2298,7 @@
       </w:r>
       <w:r>
         <w:rPr>
+          <w:rFonts w:ascii="Arial" w:hAnsi="Arial" w:eastAsia="Arial"/>
           <w:color w:val="000000"/>
           <w:sz w:val="18"/>
           <w:highlight w:val="lightGray"/>
@@ -2273,6 +2307,7 @@
       </w:r>
       <w:r>
         <w:rPr>
+          <w:rFonts w:ascii="Arial" w:hAnsi="Arial" w:eastAsia="Arial"/>
           <w:b/>
           <w:color w:val="000000"/>
           <w:sz w:val="18"/>
@@ -2282,6 +2317,7 @@
       </w:r>
       <w:r>
         <w:rPr>
+          <w:rFonts w:ascii="Arial" w:hAnsi="Arial" w:eastAsia="Arial"/>
           <w:color w:val="000000"/>
           <w:sz w:val="18"/>
           <w:highlight w:val="lightGray"/>

--- a/Knowledge/3-Work knowledge/1-Software Engineering/2-General Technologies/9-Databases/5-My Source/1-Intro to Databases/3-Database Management System components/2-Database Engine.docx
+++ b/Knowledge/3-Work knowledge/1-Software Engineering/2-General Technologies/9-Databases/5-My Source/1-Intro to Databases/3-Database Management System components/2-Database Engine.docx
@@ -9,6 +9,9 @@
       <w:bookmarkStart w:id="0" w:name="_z6itnw4leoz4" w:colFirst="0" w:colLast="0"/>
       <w:bookmarkEnd w:id="0"/>
       <w:r>
+        <w:rPr>
+          <w:rFonts w:ascii="Calibri Light" w:hAnsi="Calibri Light" w:eastAsia="Calibri Light"/>
+        </w:rPr>
         <w:t>Database Engine</w:t>
       </w:r>
     </w:p>
@@ -22,6 +25,9 @@
       <w:bookmarkStart w:id="1" w:name="_wtlply1r9hwi" w:colFirst="0" w:colLast="0"/>
       <w:bookmarkEnd w:id="1"/>
       <w:r>
+        <w:rPr>
+          <w:rFonts w:ascii="Calibri Light" w:hAnsi="Calibri Light" w:eastAsia="Calibri Light"/>
+        </w:rPr>
         <w:t>🧠 What Is a Database Engine?</w:t>
       </w:r>
     </w:p>
@@ -191,6 +197,7 @@
       <w:bookmarkEnd w:id="2"/>
       <w:r>
         <w:rPr>
+          <w:rFonts w:ascii="Calibri Light" w:hAnsi="Calibri Light" w:eastAsia="Calibri Light"/>
           <w:b/>
           <w:bCs/>
           <w:sz w:val="34"/>
@@ -924,6 +931,7 @@
       <w:bookmarkEnd w:id="3"/>
       <w:r>
         <w:rPr>
+          <w:rFonts w:ascii="Calibri Light" w:hAnsi="Calibri Light" w:eastAsia="Calibri Light"/>
           <w:b/>
           <w:bCs/>
           <w:sz w:val="34"/>
@@ -1690,6 +1698,7 @@
       <w:bookmarkEnd w:id="4"/>
       <w:r>
         <w:rPr>
+          <w:rFonts w:ascii="Calibri Light" w:hAnsi="Calibri Light" w:eastAsia="Calibri Light"/>
           <w:b/>
           <w:bCs/>
           <w:sz w:val="34"/>
@@ -1833,6 +1842,7 @@
       <w:bookmarkEnd w:id="5"/>
       <w:r>
         <w:rPr>
+          <w:rFonts w:ascii="Calibri Light" w:hAnsi="Calibri Light" w:eastAsia="Calibri Light"/>
           <w:b/>
           <w:bCs/>
           <w:sz w:val="34"/>
@@ -2260,6 +2270,9 @@
       <w:bookmarkStart w:id="6" w:name="_yrhixuv2z45d" w:colFirst="0" w:colLast="0"/>
       <w:bookmarkEnd w:id="6"/>
       <w:r>
+        <w:rPr>
+          <w:rFonts w:ascii="Calibri Light" w:hAnsi="Calibri Light" w:eastAsia="Calibri Light"/>
+        </w:rPr>
         <w:t>📌 Summary</w:t>
       </w:r>
     </w:p>
